--- a/PPTs/Exams/CSC111 Midterm Exam CR Sp2026 vB.docx
+++ b/PPTs/Exams/CSC111 Midterm Exam CR Sp2026 vB.docx
@@ -11,7 +11,7 @@
         <w:contextualSpacing/>
         <w:jc w:val="center"/>
         <w:rPr>
-          <w:rFonts w:ascii="Calibri" w:eastAsiaTheme="minorEastAsia" w:hAnsi="Calibri" w:cs="Times New Roman" w:hint="eastAsia"/>
+          <w:rFonts w:ascii="Calibri" w:eastAsiaTheme="minorEastAsia" w:hAnsi="Calibri" w:cs="Times New Roman"/>
           <w:b/>
           <w:color w:val="17365D"/>
           <w:spacing w:val="5"/>
@@ -76,13 +76,37 @@
           <w:sz w:val="40"/>
           <w:szCs w:val="48"/>
         </w:rPr>
-        <w:t xml:space="preserve"> (Version B Backup)</w:t>
+        <w:t xml:space="preserve"> (</w:t>
+      </w:r>
+      <w:r>
+        <w:rPr>
+          <w:rFonts w:ascii="Calibri" w:eastAsia="宋体" w:hAnsi="Calibri" w:cs="Times New Roman"/>
+          <w:b/>
+          <w:color w:val="17365D"/>
+          <w:spacing w:val="5"/>
+          <w:kern w:val="28"/>
+          <w:sz w:val="40"/>
+          <w:szCs w:val="48"/>
+        </w:rPr>
+        <w:t xml:space="preserve">B </w:t>
+      </w:r>
+      <w:r>
+        <w:rPr>
+          <w:rFonts w:ascii="Calibri" w:eastAsia="宋体" w:hAnsi="Calibri" w:cs="Times New Roman"/>
+          <w:b/>
+          <w:color w:val="17365D"/>
+          <w:spacing w:val="5"/>
+          <w:kern w:val="28"/>
+          <w:sz w:val="40"/>
+          <w:szCs w:val="48"/>
+        </w:rPr>
+        <w:t>Version)</w:t>
       </w:r>
     </w:p>
     <w:p>
       <w:pPr>
         <w:rPr>
-          <w:rFonts w:eastAsiaTheme="minorEastAsia" w:hint="eastAsia"/>
+          <w:rFonts w:eastAsiaTheme="minorEastAsia"/>
         </w:rPr>
       </w:pPr>
     </w:p>
@@ -448,21 +472,12 @@
         </w:rPr>
         <w:t xml:space="preserve"> points) </w:t>
       </w:r>
-      <w:proofErr w:type="gramStart"/>
       <w:r>
         <w:rPr>
           <w:b/>
           <w:bCs/>
         </w:rPr>
-        <w:t>Multiple-choice</w:t>
-      </w:r>
-      <w:proofErr w:type="gramEnd"/>
-      <w:r>
-        <w:rPr>
-          <w:b/>
-          <w:bCs/>
-        </w:rPr>
-        <w:t xml:space="preserve"> questions: enter your answer keys here:</w:t>
+        <w:t>Multiple-choice questions: enter your answer keys here:</w:t>
       </w:r>
     </w:p>
     <w:tbl>
@@ -811,25 +826,7 @@
           <w:rFonts w:eastAsiaTheme="majorEastAsia"/>
           <w:szCs w:val="22"/>
         </w:rPr>
-        <w:t xml:space="preserve">Fill in the answer keys </w:t>
-      </w:r>
-      <w:proofErr w:type="gramStart"/>
-      <w:r>
-        <w:rPr>
-          <w:rStyle w:val="Strong"/>
-          <w:rFonts w:eastAsiaTheme="majorEastAsia"/>
-          <w:szCs w:val="22"/>
-        </w:rPr>
-        <w:t>in</w:t>
-      </w:r>
-      <w:proofErr w:type="gramEnd"/>
-      <w:r>
-        <w:rPr>
-          <w:rStyle w:val="Strong"/>
-          <w:rFonts w:eastAsiaTheme="majorEastAsia"/>
-          <w:szCs w:val="22"/>
-        </w:rPr>
-        <w:t xml:space="preserve"> the table above</w:t>
+        <w:t>Fill in the answer keys in the table above</w:t>
       </w:r>
       <w:r>
         <w:rPr>
@@ -869,16 +866,8 @@
         <w:rPr>
           <w:rFonts w:ascii="Times New Roman" w:eastAsia="inter" w:hAnsi="Times New Roman" w:cs="Times New Roman"/>
         </w:rPr>
-        <w:t xml:space="preserve"> unsigned </w:t>
-      </w:r>
-      <w:proofErr w:type="spellStart"/>
-      <w:r>
-        <w:rPr>
-          <w:rFonts w:ascii="Times New Roman" w:eastAsia="inter" w:hAnsi="Times New Roman" w:cs="Times New Roman"/>
-        </w:rPr>
-        <w:t>ints</w:t>
-      </w:r>
-      <w:proofErr w:type="spellEnd"/>
+        <w:t xml:space="preserve"> unsigned ints</w:t>
+      </w:r>
       <w:r>
         <w:rPr>
           <w:rFonts w:ascii="Times New Roman" w:eastAsia="inter" w:hAnsi="Times New Roman" w:cs="Times New Roman"/>
@@ -937,21 +926,7 @@
         <w:rPr>
           <w:rFonts w:ascii="Times New Roman" w:eastAsia="inter" w:hAnsi="Times New Roman" w:cs="Times New Roman"/>
         </w:rPr>
-        <w:t xml:space="preserve">subtracting unsigned </w:t>
-      </w:r>
-      <w:proofErr w:type="spellStart"/>
-      <w:r>
-        <w:rPr>
-          <w:rFonts w:ascii="Times New Roman" w:eastAsia="inter" w:hAnsi="Times New Roman" w:cs="Times New Roman"/>
-        </w:rPr>
-        <w:t>ints</w:t>
-      </w:r>
-      <w:proofErr w:type="spellEnd"/>
-      <w:r>
-        <w:rPr>
-          <w:rFonts w:ascii="Times New Roman" w:eastAsia="inter" w:hAnsi="Times New Roman" w:cs="Times New Roman"/>
-        </w:rPr>
-        <w:t xml:space="preserve"> </w:t>
+        <w:t xml:space="preserve">subtracting unsigned ints </w:t>
       </w:r>
       <w:r>
         <w:rPr>
@@ -2670,31 +2645,7 @@
         <w:t xml:space="preserve"> </w:t>
       </w:r>
       <w:r>
-        <w:t xml:space="preserve">Assume an 8-bit system. Copy the top three bits </w:t>
-      </w:r>
-      <w:proofErr w:type="gramStart"/>
-      <w:r>
-        <w:t>6..</w:t>
-      </w:r>
-      <w:proofErr w:type="gramEnd"/>
-      <w:r>
-        <w:t xml:space="preserve">4 in R0 to bits </w:t>
-      </w:r>
-      <w:proofErr w:type="gramStart"/>
-      <w:r>
-        <w:t>3..</w:t>
-      </w:r>
-      <w:proofErr w:type="gramEnd"/>
-      <w:r>
-        <w:t xml:space="preserve">1 in </w:t>
-      </w:r>
-      <w:proofErr w:type="gramStart"/>
-      <w:r>
-        <w:t>R1, and</w:t>
-      </w:r>
-      <w:proofErr w:type="gramEnd"/>
-      <w:r>
-        <w:t xml:space="preserve"> keep all other bits in R1 unchanged.</w:t>
+        <w:t>Assume an 8-bit system. Copy the top three bits 6..4 in R0 to bits 3..1 in R1, and keep all other bits in R1 unchanged.</w:t>
       </w:r>
     </w:p>
     <w:p>
@@ -2844,31 +2795,7 @@
         <w:t xml:space="preserve"> </w:t>
       </w:r>
       <w:r>
-        <w:t xml:space="preserve">Assume an 8-bit system. Copy bits </w:t>
-      </w:r>
-      <w:proofErr w:type="gramStart"/>
-      <w:r>
-        <w:t>6..</w:t>
-      </w:r>
-      <w:proofErr w:type="gramEnd"/>
-      <w:r>
-        <w:t xml:space="preserve">3 in R0 to bits </w:t>
-      </w:r>
-      <w:proofErr w:type="gramStart"/>
-      <w:r>
-        <w:t>5..</w:t>
-      </w:r>
-      <w:proofErr w:type="gramEnd"/>
-      <w:r>
-        <w:t xml:space="preserve">2 in </w:t>
-      </w:r>
-      <w:proofErr w:type="gramStart"/>
-      <w:r>
-        <w:t>R1, and</w:t>
-      </w:r>
-      <w:proofErr w:type="gramEnd"/>
-      <w:r>
-        <w:t xml:space="preserve"> keep R1[7:6] and R1[1:0] unchanged.</w:t>
+        <w:t>Assume an 8-bit system. Copy bits 6..3 in R0 to bits 5..2 in R1, and keep R1[7:6] and R1[1:0] unchanged.</w:t>
       </w:r>
     </w:p>
     <w:p>
@@ -3494,15 +3421,7 @@
         <w:t>R7</w:t>
       </w:r>
       <w:r>
-        <w:t xml:space="preserve"> and the final memory contents after the entire program has finished </w:t>
-      </w:r>
-      <w:proofErr w:type="gramStart"/>
-      <w:r>
-        <w:t>executing</w:t>
-      </w:r>
-      <w:proofErr w:type="gramEnd"/>
-      <w:r>
-        <w:t xml:space="preserve">. Write your answers in hexadecimal format. Assume initially </w:t>
+        <w:t xml:space="preserve"> and the final memory contents after the entire program has finished executing. Write your answers in hexadecimal format. Assume initially </w:t>
       </w:r>
       <w:r>
         <w:rPr>
@@ -3636,11 +3555,9 @@
             <w:shd w:val="clear" w:color="auto" w:fill="D9D9D9" w:themeFill="background1" w:themeFillShade="D9"/>
           </w:tcPr>
           <w:p>
-            <w:proofErr w:type="spellStart"/>
             <w:r>
               <w:t>Addr</w:t>
             </w:r>
-            <w:proofErr w:type="spellEnd"/>
           </w:p>
         </w:tc>
         <w:tc>
@@ -4162,11 +4079,9 @@
             <w:shd w:val="clear" w:color="auto" w:fill="D9D9D9" w:themeFill="background1" w:themeFillShade="D9"/>
           </w:tcPr>
           <w:p>
-            <w:proofErr w:type="spellStart"/>
             <w:r>
               <w:t>Addr</w:t>
             </w:r>
-            <w:proofErr w:type="spellEnd"/>
           </w:p>
         </w:tc>
         <w:tc>

--- a/PPTs/Exams/CSC111 Midterm Exam CR Sp2026 vB.docx
+++ b/PPTs/Exams/CSC111 Midterm Exam CR Sp2026 vB.docx
@@ -866,8 +866,16 @@
         <w:rPr>
           <w:rFonts w:ascii="Times New Roman" w:eastAsia="inter" w:hAnsi="Times New Roman" w:cs="Times New Roman"/>
         </w:rPr>
-        <w:t xml:space="preserve"> unsigned ints</w:t>
-      </w:r>
+        <w:t xml:space="preserve"> unsigned </w:t>
+      </w:r>
+      <w:proofErr w:type="spellStart"/>
+      <w:r>
+        <w:rPr>
+          <w:rFonts w:ascii="Times New Roman" w:eastAsia="inter" w:hAnsi="Times New Roman" w:cs="Times New Roman"/>
+        </w:rPr>
+        <w:t>ints</w:t>
+      </w:r>
+      <w:proofErr w:type="spellEnd"/>
       <w:r>
         <w:rPr>
           <w:rFonts w:ascii="Times New Roman" w:eastAsia="inter" w:hAnsi="Times New Roman" w:cs="Times New Roman"/>
@@ -926,7 +934,21 @@
         <w:rPr>
           <w:rFonts w:ascii="Times New Roman" w:eastAsia="inter" w:hAnsi="Times New Roman" w:cs="Times New Roman"/>
         </w:rPr>
-        <w:t xml:space="preserve">subtracting unsigned ints </w:t>
+        <w:t xml:space="preserve">subtracting unsigned </w:t>
+      </w:r>
+      <w:proofErr w:type="spellStart"/>
+      <w:r>
+        <w:rPr>
+          <w:rFonts w:ascii="Times New Roman" w:eastAsia="inter" w:hAnsi="Times New Roman" w:cs="Times New Roman"/>
+        </w:rPr>
+        <w:t>ints</w:t>
+      </w:r>
+      <w:proofErr w:type="spellEnd"/>
+      <w:r>
+        <w:rPr>
+          <w:rFonts w:ascii="Times New Roman" w:eastAsia="inter" w:hAnsi="Times New Roman" w:cs="Times New Roman"/>
+        </w:rPr>
+        <w:t xml:space="preserve"> </w:t>
       </w:r>
       <w:r>
         <w:rPr>
@@ -2290,9 +2312,6 @@
                 <w:szCs w:val="20"/>
               </w:rPr>
             </w:pPr>
-            <w:r>
-              <w:t>1010</w:t>
-            </w:r>
           </w:p>
         </w:tc>
         <w:tc>
@@ -2349,9 +2368,6 @@
                 <w:szCs w:val="20"/>
               </w:rPr>
             </w:pPr>
-            <w:r>
-              <w:t>1000</w:t>
-            </w:r>
           </w:p>
         </w:tc>
         <w:tc>
@@ -2408,9 +2424,6 @@
                 <w:szCs w:val="20"/>
               </w:rPr>
             </w:pPr>
-            <w:r>
-              <w:t>0100</w:t>
-            </w:r>
           </w:p>
         </w:tc>
         <w:tc>
@@ -2467,9 +2480,6 @@
                 <w:szCs w:val="20"/>
               </w:rPr>
             </w:pPr>
-            <w:r>
-              <w:t>1110</w:t>
-            </w:r>
           </w:p>
         </w:tc>
         <w:tc>
@@ -2526,9 +2536,6 @@
                 <w:szCs w:val="20"/>
               </w:rPr>
             </w:pPr>
-            <w:r>
-              <w:t>0110</w:t>
-            </w:r>
           </w:p>
         </w:tc>
         <w:tc>
@@ -3555,9 +3562,11 @@
             <w:shd w:val="clear" w:color="auto" w:fill="D9D9D9" w:themeFill="background1" w:themeFillShade="D9"/>
           </w:tcPr>
           <w:p>
+            <w:proofErr w:type="spellStart"/>
             <w:r>
               <w:t>Addr</w:t>
             </w:r>
+            <w:proofErr w:type="spellEnd"/>
           </w:p>
         </w:tc>
         <w:tc>
@@ -4079,9 +4088,11 @@
             <w:shd w:val="clear" w:color="auto" w:fill="D9D9D9" w:themeFill="background1" w:themeFillShade="D9"/>
           </w:tcPr>
           <w:p>
+            <w:proofErr w:type="spellStart"/>
             <w:r>
               <w:t>Addr</w:t>
             </w:r>
+            <w:proofErr w:type="spellEnd"/>
           </w:p>
         </w:tc>
         <w:tc>
